--- a/relatorio_tecnico_rochatus_drop.docx
+++ b/relatorio_tecnico_rochatus_drop.docx
@@ -10,10 +10,10 @@
       <w:r>
         <w:rPr>
           <w:rFonts w:ascii="Calibri" w:hAnsi="Calibri"/>
-          <w:b w:val="0"/>
+          <w:b/>
           <w:i w:val="0"/>
           <w:color w:val="000000"/>
-          <w:sz w:val="40"/>
+          <w:sz w:val="32"/>
         </w:rPr>
         <w:t>Relat?rio t?cnico - corre??o do drop do Rochatus</w:t>
       </w:r>
@@ -30,7 +30,7 @@
           <w:color w:val="555555"/>
           <w:sz w:val="20"/>
         </w:rPr>
-        <w:t>Projeto: Echoes of Exile MVP | Escopo: comportamento de drop do boss Rochatus | Destino: reutiliza??o por outra IA</w:t>
+        <w:t>Projeto: Echoes of Exile MVP v0.1.28 | Escopo: comportamento de drop do boss Rochatus | Destino: reutiliza??o por outra IA</w:t>
       </w:r>
     </w:p>
     <w:p>
@@ -38,6 +38,11 @@
         <w:pStyle w:val="Heading1"/>
       </w:pPr>
       <w:r>
+        <w:rPr>
+          <w:rFonts w:ascii="Arial" w:hAnsi="Arial"/>
+          <w:b/>
+          <w:sz w:val="24"/>
+        </w:rPr>
         <w:t>1. Objetivo</w:t>
       </w:r>
     </w:p>
@@ -46,7 +51,10 @@
         <w:spacing w:line="300" w:lineRule="auto"/>
       </w:pPr>
       <w:r>
-        <w:t>Documentar de forma t?cnica a corre??o aplicada ao reward do Rochatus, com foco em restaurar o drop f?sico de Azurion no ch?o do mundo e eliminar o fluxo anterior que tentava entregar o item via script.</w:t>
+        <w:rPr>
+          <w:rFonts w:ascii="Arial" w:hAnsi="Arial"/>
+        </w:rPr>
+        <w:t>Documentar de forma t?cnica a corre??o aplicada ao reward do Rochatus, com foco em manter o drop f?sico de Azurion e Oricalum no ch?o do mundo e eliminar fluxos que tentem entregar itens via script.</w:t>
       </w:r>
     </w:p>
     <w:p>
@@ -54,6 +62,9 @@
         <w:spacing w:line="300" w:lineRule="auto"/>
       </w:pPr>
       <w:r>
+        <w:rPr>
+          <w:rFonts w:ascii="Arial" w:hAnsi="Arial"/>
+        </w:rPr>
         <w:t>Este relat?rio descreve o problema observado, a causa mais relevante identificada, os arquivos alterados e o crit?rio de valida??o usado ap?s a corre??o.</w:t>
       </w:r>
     </w:p>
@@ -62,6 +73,11 @@
         <w:pStyle w:val="Heading1"/>
       </w:pPr>
       <w:r>
+        <w:rPr>
+          <w:rFonts w:ascii="Arial" w:hAnsi="Arial"/>
+          <w:b/>
+          <w:sz w:val="24"/>
+        </w:rPr>
         <w:t>2. Problema observado</w:t>
       </w:r>
     </w:p>
@@ -118,6 +134,11 @@
         <w:pStyle w:val="Heading1"/>
       </w:pPr>
       <w:r>
+        <w:rPr>
+          <w:rFonts w:ascii="Arial" w:hAnsi="Arial"/>
+          <w:b/>
+          <w:sz w:val="24"/>
+        </w:rPr>
         <w:t>3. Diagn?stico</w:t>
       </w:r>
     </w:p>
@@ -126,7 +147,10 @@
         <w:spacing w:line="300" w:lineRule="auto"/>
       </w:pPr>
       <w:r>
-        <w:t>A causa pr?tica do bug foi o uso de um fluxo de recompensa por script que n?o reproduzia de forma confi?vel o comportamento nativo de morte de entidade no Bedrock. A corre??o final foi mover a recompensa para o componente de loot da pr?pria entidade.</w:t>
+        <w:rPr>
+          <w:rFonts w:ascii="Arial" w:hAnsi="Arial"/>
+        </w:rPr>
+        <w:t>A causa pr?tica do bug foi o uso de um fluxo de recompensa por script que n?o reproduzia de forma confi?vel o comportamento nativo de morte de entidade no Bedrock. A corre??o final foi manter a recompensa no componente de loot da pr?pria entidade.</w:t>
       </w:r>
     </w:p>
     <w:p>
@@ -134,6 +158,9 @@
         <w:spacing w:line="300" w:lineRule="auto"/>
       </w:pPr>
       <w:r>
+        <w:rPr>
+          <w:rFonts w:ascii="Arial" w:hAnsi="Arial"/>
+        </w:rPr>
         <w:t>Observa??o importante: esta conclus?o ? baseada no comportamento observado no jogo e na verifica??o dos arquivos do addon; n?o houve harness de integra??o automatizado dentro do Bedrock para confirmar o timing exato do comando anterior.</w:t>
       </w:r>
     </w:p>
@@ -142,6 +169,11 @@
         <w:pStyle w:val="Heading1"/>
       </w:pPr>
       <w:r>
+        <w:rPr>
+          <w:rFonts w:ascii="Arial" w:hAnsi="Arial"/>
+          <w:b/>
+          <w:sz w:val="24"/>
+        </w:rPr>
         <w:t>4. Corre??o aplicada</w:t>
       </w:r>
     </w:p>
@@ -158,7 +190,7 @@
           <w:color w:val="000000"/>
           <w:sz w:val="22"/>
         </w:rPr>
-        <w:t>Restaurar o componente `minecraft:loot` na defini??o da entidade `exile:rochatus`.</w:t>
+        <w:t>Manter o componente `minecraft:loot` na defini??o da entidade `exile:rochatus`.</w:t>
       </w:r>
     </w:p>
     <w:p>
@@ -190,7 +222,7 @@
           <w:color w:val="000000"/>
           <w:sz w:val="22"/>
         </w:rPr>
-        <w:t>Remover do script de stats o comando que tentava spawnar o loot manualmente.</w:t>
+        <w:t>Manter fora do script de stats qualquer comando que tente spawnar ou entregar loot manualmente.</w:t>
       </w:r>
     </w:p>
     <w:p>
@@ -206,7 +238,7 @@
           <w:color w:val="000000"/>
           <w:sz w:val="22"/>
         </w:rPr>
-        <w:t>Manter o script apenas com XP e mensagem de vit?ria, sem gerar o item diretamente.</w:t>
+        <w:t>Manter o script apenas com XP, progresso de boss e mensagem de vit?ria, sem gerar o item diretamente.</w:t>
       </w:r>
     </w:p>
     <w:p>
@@ -294,6 +326,11 @@
         <w:pStyle w:val="Heading1"/>
       </w:pPr>
       <w:r>
+        <w:rPr>
+          <w:rFonts w:ascii="Arial" w:hAnsi="Arial"/>
+          <w:b/>
+          <w:sz w:val="24"/>
+        </w:rPr>
         <w:t>5. Arquivos alterados</w:t>
       </w:r>
     </w:p>
@@ -310,7 +347,7 @@
           <w:color w:val="000000"/>
           <w:sz w:val="22"/>
         </w:rPr>
-        <w:t>`BP/entities/rochatus.json` - reintrodu??o do componente de loot da entidade.</w:t>
+        <w:t>`BP/entities/rochatus.json` - componente de loot da entidade apontando para a loot table do Rochatus.</w:t>
       </w:r>
     </w:p>
     <w:p>
@@ -326,7 +363,7 @@
           <w:color w:val="000000"/>
           <w:sz w:val="22"/>
         </w:rPr>
-        <w:t>`src/scripts/combat/PlayerStatsSystem.ts` - remo??o do `loot spawn` e da mensagem de drop como efeito direto de script.</w:t>
+        <w:t>`src/scripts/combat/PlayerStatsSystem.ts` - sem `loot spawn`, `give` ou mensagem de drop como efeito direto de script.</w:t>
       </w:r>
     </w:p>
     <w:p>
@@ -374,7 +411,7 @@
           <w:color w:val="000000"/>
           <w:sz w:val="22"/>
         </w:rPr>
-        <w:t>`tests/rochatusRewards.test.js` - valida??o espec?fica do reward do Rochatus e do loot table com 6 Azurion.</w:t>
+        <w:t>`tests/rochatusRewards.test.js` - valida??o espec?fica do reward do Rochatus: 6 Azurion e 20 Oricalum via loot table.</w:t>
       </w:r>
     </w:p>
     <w:p>
@@ -382,6 +419,11 @@
         <w:pStyle w:val="Heading1"/>
       </w:pPr>
       <w:r>
+        <w:rPr>
+          <w:rFonts w:ascii="Arial" w:hAnsi="Arial"/>
+          <w:b/>
+          <w:sz w:val="24"/>
+        </w:rPr>
         <w:t>6. Valida??o executada</w:t>
       </w:r>
     </w:p>
@@ -398,7 +440,7 @@
           <w:color w:val="000000"/>
           <w:sz w:val="22"/>
         </w:rPr>
-        <w:t>`npm.cmd test` passou com 30/30 testes verdes.</w:t>
+        <w:t>`npm.cmd run check` passou com 101/101 testes verdes, al?m de JS syntax OK e JSON OK.</w:t>
       </w:r>
     </w:p>
     <w:p>
@@ -414,7 +456,7 @@
           <w:color w:val="000000"/>
           <w:sz w:val="22"/>
         </w:rPr>
-        <w:t>A su?te agora verifica tanto o TypeScript fonte quanto o JavaScript compilado em `BP/scripts`, reduzindo a chance de falso positivo.</w:t>
+        <w:t>A su?te agora verifica TypeScript fonte, JavaScript compilado em `BP/scripts`, JSON dos packs e contratos de arquitetura/portal/reward, reduzindo a chance de falso positivo.</w:t>
       </w:r>
     </w:p>
     <w:p>
@@ -430,7 +472,7 @@
           <w:color w:val="000000"/>
           <w:sz w:val="22"/>
         </w:rPr>
-        <w:t>No jogo, a valida??o correta ?: derrotar o Rochatus e confirmar que o Azurion cai no ch?o, em vez de ir direto para o invent?rio.</w:t>
+        <w:t>No jogo, a valida??o correta ? derrotar o Rochatus e confirmar que Azurion e Oricalum caem no ch?o, em vez de irem direto para o invent?rio.</w:t>
       </w:r>
     </w:p>
     <w:p>
@@ -438,6 +480,11 @@
         <w:pStyle w:val="Heading1"/>
       </w:pPr>
       <w:r>
+        <w:rPr>
+          <w:rFonts w:ascii="Arial" w:hAnsi="Arial"/>
+          <w:b/>
+          <w:sz w:val="24"/>
+        </w:rPr>
         <w:t>7. Comportamento esperado ap?s a corre??o</w:t>
       </w:r>
     </w:p>
@@ -470,7 +517,7 @@
           <w:color w:val="000000"/>
           <w:sz w:val="22"/>
         </w:rPr>
-        <w:t>O script concede XP e dispara a mensagem de vit?ria.</w:t>
+        <w:t>O script concede XP, marca o boss como derrotado e dispara a mensagem de vit?ria.</w:t>
       </w:r>
     </w:p>
     <w:p>
@@ -486,7 +533,7 @@
           <w:color w:val="000000"/>
           <w:sz w:val="22"/>
         </w:rPr>
-        <w:t>O item Azurion sai do loot table da entidade e aparece como drop f?sico no mundo.</w:t>
+        <w:t>Os itens Azurion e Oricalum saem da loot table da entidade e aparecem como drops f?sicos no mundo.</w:t>
       </w:r>
     </w:p>
     <w:p>
@@ -502,7 +549,7 @@
           <w:color w:val="000000"/>
           <w:sz w:val="22"/>
         </w:rPr>
-        <w:t>O loot table permanece com a contagem de `6` Azurion por derrota de boss.</w:t>
+        <w:t>A loot table permanece com a contagem de `6` Azurion e `20` Oricalum por derrota de boss.</w:t>
       </w:r>
     </w:p>
     <w:p>
@@ -510,6 +557,11 @@
         <w:pStyle w:val="Heading1"/>
       </w:pPr>
       <w:r>
+        <w:rPr>
+          <w:rFonts w:ascii="Arial" w:hAnsi="Arial"/>
+          <w:b/>
+          <w:sz w:val="24"/>
+        </w:rPr>
         <w:t>8. Observa??es para reutiliza??o por outra IA</w:t>
       </w:r>
     </w:p>
@@ -542,7 +594,7 @@
           <w:color w:val="000000"/>
           <w:sz w:val="22"/>
         </w:rPr>
-        <w:t>Se houver uma nova regress?o, primeiro verificar `BP/entities/rochatus.json` antes de mexer no script de recompensa.</w:t>
+        <w:t>Se houver uma nova regress?o, primeiro verificar `BP/entities/rochatus.json` e `BP/loot_tables/entities/rochatus.json` antes de mexer no script de recompensa.</w:t>
       </w:r>
     </w:p>
     <w:p>
@@ -558,7 +610,33 @@
           <w:color w:val="000000"/>
           <w:sz w:val="22"/>
         </w:rPr>
-        <w:t>Se a inten??o for mudar a quantidade de Azurion, alterar apenas `BP/loot_tables/entities/rochatus.json` e manter o drop na entidade.</w:t>
+        <w:t>Se a inten??o for mudar a quantidade de Azurion ou Oricalum, alterar apenas `BP/loot_tables/entities/rochatus.json` e manter o drop na entidade.</w:t>
+      </w:r>
+    </w:p>
+    <w:p>
+      <w:r>
+        <w:rPr>
+          <w:rFonts w:ascii="Arial" w:hAnsi="Arial"/>
+          <w:b/>
+          <w:sz w:val="24"/>
+        </w:rPr>
+        <w:t>9. Atualiza??o v0.1.28</w:t>
+      </w:r>
+    </w:p>
+    <w:p>
+      <w:r>
+        <w:rPr>
+          <w:rFonts w:ascii="Arial" w:hAnsi="Arial"/>
+        </w:rPr>
+        <w:t>O Rochatus agora tamb?m dropa 20 Oricalum pela mesma loot table nativa usada para Azurion. O fluxo validado mant?m os drops fora de comandos de script e preserva XP/progresso no PlayerStatsSystem.</w:t>
+      </w:r>
+    </w:p>
+    <w:p>
+      <w:r>
+        <w:rPr>
+          <w:rFonts w:ascii="Arial" w:hAnsi="Arial"/>
+        </w:rPr>
+        <w:t>A valida??o atual tamb?m cobre contratos de arquitetura reutiliz?vel de bosses e fluxo de portal/reset, mas este relat?rio continua tendo como foco o reward do Rochatus.</w:t>
       </w:r>
     </w:p>
     <w:sectPr>
